--- a/articulo/plantilla_estudios_bolivianos.docx
+++ b/articulo/plantilla_estudios_bolivianos.docx
@@ -1235,6 +1235,34 @@
       <w:b w:val="0"/>
       <w:bCs w:val="0"/>
       <w:color w:val="365F91" w:themeColor="accent1" w:themeShade="BF"/>
+    </w:rPr>
+  </w:style>
+  <w:style w:type="paragraph" w:customStyle="1" w:styleId="Figura">
+    <w:name w:val="Figura"/>
+    <w:basedOn w:val="Normal"/>
+    <w:pPr>
+      <w:keepNext/>
+      <w:spacing w:lineRule="auto" w:line="240" w:before="240" w:after="60"/>
+      <w:jc w:val="center"/>
+    </w:pPr>
+    <w:rPr>
+      <w:rFonts w:ascii="Times New Roman" w:hAnsi="Times New Roman" w:eastAsia="Times New Roman" w:cs="Times New Roman"/>
+      <w:i w:val="0"/>
+      <w:sz w:val="24"/>
+    </w:rPr>
+  </w:style>
+  <w:style w:type="paragraph" w:customStyle="1" w:styleId="Piedefigura">
+    <w:name w:val="Pie de figura"/>
+    <w:basedOn w:val="Normal"/>
+    <w:pPr>
+      <w:keepNext w:val="0"/>
+      <w:spacing w:lineRule="auto" w:line="240" w:before="60" w:after="240"/>
+      <w:jc w:val="center"/>
+    </w:pPr>
+    <w:rPr>
+      <w:rFonts w:ascii="Times New Roman" w:hAnsi="Times New Roman" w:eastAsia="Times New Roman" w:cs="Times New Roman"/>
+      <w:i w:val="0"/>
+      <w:sz w:val="20"/>
     </w:rPr>
   </w:style>
 </w:styles>
